--- a/CodigoDoc/DAL/IURIS_DAL.docx
+++ b/CodigoDoc/DAL/IURIS_DAL.docx
@@ -670,6 +670,10 @@
     <w:sdt>
       <w:sdtPr>
         <w:rPr>
+          <w:rFonts w:asciiTheme="minorHAnsi" w:eastAsiaTheme="minorEastAsia" w:hAnsiTheme="minorHAnsi" w:cstheme="minorBidi"/>
+          <w:caps w:val="0"/>
+          <w:sz w:val="22"/>
+          <w:szCs w:val="22"/>
           <w:lang w:val="es-ES"/>
         </w:rPr>
         <w:id w:val="-1703937517"/>
@@ -680,12 +684,8 @@
       </w:sdtPr>
       <w:sdtEndPr>
         <w:rPr>
-          <w:rFonts w:asciiTheme="minorHAnsi" w:eastAsiaTheme="minorEastAsia" w:hAnsiTheme="minorHAnsi" w:cstheme="minorBidi"/>
           <w:b/>
           <w:bCs/>
-          <w:caps w:val="0"/>
-          <w:sz w:val="22"/>
-          <w:szCs w:val="22"/>
         </w:rPr>
       </w:sdtEndPr>
       <w:sdtContent>
@@ -815,10 +815,7 @@
       <w:bookmarkStart w:id="0" w:name="_Toc118108317"/>
       <w:r>
         <w:lastRenderedPageBreak/>
-        <w:t xml:space="preserve">Archivo </w:t>
-      </w:r>
-      <w:r>
-        <w:t>RepositorioGenerico</w:t>
+        <w:t>Archivo RepositorioGenerico</w:t>
       </w:r>
       <w:bookmarkEnd w:id="0"/>
     </w:p>
